--- a/梓晏的单词学习_操作手册.docx
+++ b/梓晏的单词学习_操作手册.docx
@@ -129,6 +129,10 @@
         <w:br/>
         <w:t>• 听写模式：只有发音，没有字母提示。孩子直接在输入框里写出听到的单词。</w:t>
         <w:br/>
+        <w:t xml:space="preserve">  - 重听次数设置：喇叭下方可选择播放1/2/3遍，帮助孩子反复听清发音。</w:t>
+        <w:br/>
+        <w:t xml:space="preserve">  - 显示答案：答错后可点击"显示答案"按钮查看正确单词（小写），方便对照学习。</w:t>
+        <w:br/>
         <w:t>• 流程：听音 → 拼写/听写 → 判断对错 → 下一题 → 完成总结。</w:t>
         <w:br/>
         <w:t>• 键盘快捷键（电脑端）：字母键选字、Enter 确认、Backspace 删除最后一个字母。</w:t>
@@ -176,7 +180,7 @@
         <w:br/>
         <w:t>• 增删单词、批量输入（逗号或换行分隔）。</w:t>
         <w:br/>
-        <w:t>• 从其他词库导入单词（勾选即可）。</w:t>
+        <w:t>• 从其他词库导入单词（每个词库支持"全选/取消全选"，大量导入更方便）。</w:t>
         <w:br/>
         <w:t>• 勾选特定单词 → 另存为生词库（如 "超难词汇"）。</w:t>
         <w:br/>
